--- a/docs/feature/authentication/3-2-9-deactivate-account/spec.docx
+++ b/docs/feature/authentication/3-2-9-deactivate-account/spec.docx
@@ -8,7 +8,7 @@
           <w:b/>
           <w:sz w:val="26"/>
         </w:rPr>
-        <w:t>3.2.9 Deactivate Account</w:t>
+        <w:t>FR 3.2.9 Deactivate Account</w:t>
       </w:r>
     </w:p>
     <w:p>
@@ -22,7 +22,7 @@
     </w:p>
     <w:p>
       <w:r>
-        <w:t>User bam nut Deactivate tai trang /profile (Danger Zone section) de tu vo hieu hoa tai khoan.</w:t>
+        <w:t>Begins when a signed-in user activates Deactivate in the Danger Zone of the profile screen and confirms the dialog.</w:t>
       </w:r>
     </w:p>
     <w:p>
@@ -48,7 +48,7 @@
         <w:t xml:space="preserve">Actors / Roles: </w:t>
       </w:r>
       <w:r>
-        <w:t>USER (chu tai khoan)</w:t>
+        <w:t>USER who is signed in, either with a password or as an account created through Google and therefore without a password.</w:t>
       </w:r>
     </w:p>
     <w:p>
@@ -65,7 +65,7 @@
         <w:t xml:space="preserve">Purpose: </w:t>
       </w:r>
       <w:r>
-        <w:t>Cho phep user tu soft-delete tai khoan cua minh, ho tro ca user co password (Flow A) va user chi dang nhap qua OAuth/Google khong co password (Flow B, xac thuc bang OTP qua email).</w:t>
+        <w:t>Let a user disable their own account as a soft delete that keeps all related data, after proving identity with the password or with a one-time code.</w:t>
       </w:r>
     </w:p>
     <w:p>
@@ -82,7 +82,7 @@
         <w:t xml:space="preserve">Interface: </w:t>
       </w:r>
       <w:r>
-        <w:t>POST /api/v1/auth/deactivate (Bearer token, body {password?, otpCode?}); POST /api/v1/auth/deactivate/send-otp (Bearer token, khong body) - route moi cho Flow B.</w:t>
+        <w:t>Danger Zone section on /profile with a confirmation dialog carrying a clear warning. The dialog asks for the password, or, for an account without a password, offers to send a one-time code and then asks for the six-digit code received by email.</w:t>
       </w:r>
     </w:p>
     <w:p>
@@ -99,7 +99,7 @@
         <w:t xml:space="preserve">Data Processing: </w:t>
       </w:r>
       <w:r>
-        <w:t>Verify danh tinh (password bcrypt hoac OTP Redis) -&gt; kiem tra user co dang la Owner cua Agency ACTIVE hay khong -&gt; neu khong -&gt; set User.status=DEACTIVATED (soft delete, khong xoa cung du lieu lien quan).</w:t>
+        <w:t>The system identifies the caller from the access token, verifies identity with the password or with a one-time code, checks whether the user still owns an active agency, and only then marks the account as deactivated.</w:t>
       </w:r>
     </w:p>
     <w:p>
@@ -113,7 +113,7 @@
     </w:p>
     <w:p>
       <w:r>
-        <w:t>Trang /profile, muc Danger Zone: nut 'Deactivate' mo dialog confirm. User co password: hien o nhap password. User OAuth-only: hien nut 'Gui ma OTP' truoc, sau khi gui thi hien o nhap OTP.</w:t>
+        <w:t>Figure — Deactivate Account (/profile, Danger Zone):</w:t>
       </w:r>
     </w:p>
     <w:p>
@@ -124,7 +124,7 @@
         <w:t xml:space="preserve">-  </w:t>
       </w:r>
       <w:r>
-        <w:t>Nut Deactivate (mau canh bao, cuoi trang Profile).</w:t>
+        <w:t>The section shows a clear warning before confirmation.</w:t>
       </w:r>
     </w:p>
     <w:p>
@@ -135,7 +135,7 @@
         <w:t xml:space="preserve">-  </w:t>
       </w:r>
       <w:r>
-        <w:t>Dialog confirm: o nhap password (Flow A) hoac nut gui OTP + o nhap OTP (Flow B).</w:t>
+        <w:t>Accounts with a password: the confirmation dialog asks for the password.</w:t>
       </w:r>
     </w:p>
     <w:p>
@@ -146,7 +146,18 @@
         <w:t xml:space="preserve">-  </w:t>
       </w:r>
       <w:r>
-        <w:t>Thong bao loi ro rang cho tung truong hop (sai password, sai OTP, dang so huu Agency active).</w:t>
+        <w:t>Accounts without a password: the dialog first offers sending a confirmation code, then asks for the six-digit code received by email.</w:t>
+      </w:r>
+    </w:p>
+    <w:p>
+      <w:pPr>
+        <w:ind w:left="360"/>
+      </w:pPr>
+      <w:r>
+        <w:t xml:space="preserve">-  </w:t>
+      </w:r>
+      <w:r>
+        <w:t>On success the screen clears the local session and returns to /login.</w:t>
       </w:r>
     </w:p>
     <w:p>
@@ -171,7 +182,7 @@
         <w:t xml:space="preserve">Input required: </w:t>
       </w:r>
       <w:r>
-        <w:t>Flow A: password (string). Flow B: otpCode (string, 6 so). Ca hai field deu optional trong DeactivateRequest DTO, client chi gui field tuong ung flow cua minh. Bearer token bat buoc cho ca /deactivate va /deactivate/send-otp.</w:t>
+        <w:t>password for accounts that have one; a one-time code for accounts that do not, after a code has been requested. Only the field matching the account type is used, and the other is ignored when supplied.</w:t>
       </w:r>
     </w:p>
     <w:p>
@@ -182,7 +193,7 @@
         <w:t xml:space="preserve">System data: </w:t>
       </w:r>
       <w:r>
-        <w:t>User.passwordHash (quyet dinh nhanh xu ly), User.status, Redis key otp:deactivate:{userId} (TTL 10 phut, Flow B), Agency.ownerId + Agency.status (kiem tra ownership active).</w:t>
+        <w:t>userId, passwordHash, status, one-time code with a 10-minute lifetime, owned agencies and their status.</w:t>
       </w:r>
     </w:p>
     <w:p>
@@ -193,7 +204,7 @@
         <w:t xml:space="preserve">Output: </w:t>
       </w:r>
       <w:r>
-        <w:t>200 { success: true, data: null } khi deactivate thanh cong. Loi tra ve theo ApiResponse chuan voi ErrorCode tuong ung (xem Abnormal Cases).</w:t>
+        <w:t>no data.</w:t>
       </w:r>
     </w:p>
     <w:p>
@@ -209,7 +220,7 @@
         <w:t xml:space="preserve">BR-01: </w:t>
       </w:r>
       <w:r>
-        <w:t>User co passwordHash != null (Flow A): bat buoc verify bang password (bcrypt), otpCode neu gui kem se bi bo qua.</w:t>
+        <w:t>A missing or invalid access token → 401 INVALID_CREDENTIALS. An account referenced by the token that no longer exists → 404 USER_NOT_FOUND.</w:t>
       </w:r>
     </w:p>
     <w:p>
@@ -220,7 +231,7 @@
         <w:t xml:space="preserve">BR-02: </w:t>
       </w:r>
       <w:r>
-        <w:t>User co passwordHash == null - OAuth-only (Flow B): bat buoc goi POST /deactivate/send-otp truoc de nhan OTP qua email (TTL 10 phut), sau do verify bang otpCode; password neu gui kem se bi bo qua.</w:t>
+        <w:t>The flow is chosen from the account itself. An account with a password must confirm with the password and any submitted code is ignored; an account without a password must confirm with a one-time code and any submitted password is ignored.</w:t>
       </w:r>
     </w:p>
     <w:p>
@@ -231,7 +242,7 @@
         <w:t xml:space="preserve">BR-03: </w:t>
       </w:r>
       <w:r>
-        <w:t>OTP dung 1 lan: sau khi verify thanh cong, OTP bi xoa khoi Redis ngay lap tuc.</w:t>
+        <w:t>A wrong password → 400 WRONG_CURRENT_PASSWORD. A missing, expired, already used or wrong one-time code → 400 OTP_INVALID.</w:t>
       </w:r>
     </w:p>
     <w:p>
@@ -242,7 +253,7 @@
         <w:t xml:space="preserve">BR-04: </w:t>
       </w:r>
       <w:r>
-        <w:t>Sau khi xac thuc thanh cong (password hoac OTP), neu user la Owner cua &gt;=1 Agency dang ACTIVE -&gt; chan deactivate, tra 409 AGENCY_OWNERSHIP_ACTIVE, khong update User.status. Ap dung cho ca 2 flow.</w:t>
+        <w:t>The one-time code is six digits, valid for 10 minutes and single-use; requesting a code again replaces the previous one and restarts its lifetime. Requesting a code does not require the account to be without a password.</w:t>
       </w:r>
     </w:p>
     <w:p>
@@ -253,7 +264,7 @@
         <w:t xml:space="preserve">BR-05: </w:t>
       </w:r>
       <w:r>
-        <w:t>Deactivate la soft-delete: chi doi User.status=DEACTIVATED, khong xoa cung record User hay du lieu Agency/Workspace lien quan.</w:t>
+        <w:t>After identity is confirmed, if the user owns at least one active agency the deactivation is refused with 409 AGENCY_OWNERSHIP_ACTIVE and the account status is left unchanged; ownership must be transferred first.</w:t>
       </w:r>
     </w:p>
     <w:p>
@@ -264,7 +275,7 @@
         <w:t xml:space="preserve">BR-06: </w:t>
       </w:r>
       <w:r>
-        <w:t>Sau deactivate, user khong the login lai: AuthServiceImpl.login -&gt; checkStatus phat hien status=DEACTIVATED -&gt; 403 ACCOUNT_DEACTIVATED (FR 3.2.2).</w:t>
+        <w:t>Deactivation is a soft delete: the account is marked as deactivated, no account or related data is removed, and a later sign-in attempt is refused with 403 ACCOUNT_DEACTIVATED.</w:t>
       </w:r>
     </w:p>
     <w:p>
@@ -274,17 +285,12 @@
     </w:p>
     <w:p>
       <w:r>
-        <w:t>Ca 2 route yeu cau Bearer token hop le qua requireUserId(authHeader); thieu/sai token -&gt; 401 INVALID_CREDENTIALS.</w:t>
+        <w:t>Missing or malformed access token → 401 INVALID_CREDENTIALS.</w:t>
       </w:r>
     </w:p>
     <w:p>
       <w:r>
-        <w:t>DeactivateRequest: password va otpCode deu optional (khong co @NotBlank/@NotNull) - validation logic nam trong business rule (BR-01, BR-02), khong phai bean validation.</w:t>
-      </w:r>
-    </w:p>
-    <w:p>
-      <w:r>
-        <w:t>userId tu token phai ton tai trong DB; khong ton tai -&gt; 404 USER_NOT_FOUND.</w:t>
+        <w:t>Empty password, or an empty or malformed code → error message.</w:t>
       </w:r>
     </w:p>
     <w:p>
@@ -303,42 +309,37 @@
     </w:p>
     <w:p>
       <w:r>
-        <w:t>1. Flow A (co password): Client goi POST /deactivate {password} truc tiep (khong can send-otp).</w:t>
+        <w:t>1. The user activates Deactivate in the Danger Zone and confirms in the dialog.</w:t>
       </w:r>
     </w:p>
     <w:p>
       <w:r>
-        <w:t>2. BE verify password voi passwordHash (bcrypt) - dung -&gt; tiep tuc.</w:t>
+        <w:t>2. The system identifies the account and selects the flow from whether the account has a password.</w:t>
       </w:r>
     </w:p>
     <w:p>
       <w:r>
-        <w:t>3. BE kiem tra ownership Agency active (BR-04) - khong co -&gt; User.status=DEACTIVATED, tra 200.</w:t>
+        <w:t>3. For an account without a password, the user first requests a code and receives it by email.</w:t>
       </w:r>
     </w:p>
     <w:p>
       <w:r>
-        <w:t>4. Flow B (OAuth-only): Client goi POST /deactivate/send-otp truoc (Bearer only) -&gt; BE sinh OTP 6 so, luu Redis TTL 10 phut, gui email qua MailService -&gt; tra 200.</w:t>
+        <w:t>4. The user supplies the password, or the code, and the system verifies it.</w:t>
       </w:r>
     </w:p>
     <w:p>
       <w:r>
-        <w:t>5. Client nhan OTP tu email, goi POST /deactivate {otpCode}.</w:t>
+        <w:t>5. The system checks that the user does not own any active agency.</w:t>
       </w:r>
     </w:p>
     <w:p>
       <w:r>
-        <w:t>6. BE verify otpCode voi Redis - dung -&gt; xoa key Redis (BR-03) -&gt; tiep tuc.</w:t>
+        <w:t>6. The system marks the account as deactivated.</w:t>
       </w:r>
     </w:p>
     <w:p>
       <w:r>
-        <w:t>7. BE kiem tra ownership Agency active (BR-04) - khong co -&gt; User.status=DEACTIVATED, tra 200.</w:t>
-      </w:r>
-    </w:p>
-    <w:p>
-      <w:r>
-        <w:t>8. Ca 2 flow: FE nhan 200 -&gt; clear auth state (logout) -&gt; redirect /login.</w:t>
+        <w:t>7. The system returns success and the screen clears the local session and returns to /login.</w:t>
       </w:r>
     </w:p>
     <w:p>
@@ -348,27 +349,32 @@
     </w:p>
     <w:p>
       <w:r>
-        <w:t>Thieu/sai Bearer token (ca 2 route) -&gt; 401 INVALID_CREDENTIALS.</w:t>
+        <w:t>-  Missing or invalid access token → 401 INVALID_CREDENTIALS.</w:t>
       </w:r>
     </w:p>
     <w:p>
       <w:r>
-        <w:t>User khong ton tai (token hop le, data loi) -&gt; 404 USER_NOT_FOUND.</w:t>
+        <w:t>-  The account referenced by the token no longer exists → 404 USER_NOT_FOUND.</w:t>
       </w:r>
     </w:p>
     <w:p>
       <w:r>
-        <w:t>Flow A - password sai -&gt; 400 WRONG_CURRENT_PASSWORD.</w:t>
+        <w:t>-  Wrong password → 400 WRONG_CURRENT_PASSWORD.</w:t>
       </w:r>
     </w:p>
     <w:p>
       <w:r>
-        <w:t>Flow B - otpCode sai, thieu, het han (&gt;10 phut), hoac chua tung goi send-otp -&gt; 400 OTP_INVALID.</w:t>
+        <w:t>-  Code missing, expired, already used or wrong, including a code submitted before any code was requested → 400 OTP_INVALID.</w:t>
       </w:r>
     </w:p>
     <w:p>
       <w:r>
-        <w:t>Ca 2 flow - user dang la Owner cua &gt;=1 Agency ACTIVE -&gt; 409 AGENCY_OWNERSHIP_ACTIVE, khong deactivate (voi Flow B, OTP da bi xoa truoc do nen phai goi lai send-otp neu muon thu lai).</w:t>
+        <w:t>-  The user still owns at least one active agency → 409 AGENCY_OWNERSHIP_ACTIVE and the account status is unchanged. In the code-based flow the code has already been consumed, so a new code must be requested before retrying.</w:t>
+      </w:r>
+    </w:p>
+    <w:p>
+      <w:r>
+        <w:t>-  A user with a password submits a code instead of the password → 400 WRONG_CURRENT_PASSWORD, because the password flow applies and the code is ignored.</w:t>
       </w:r>
     </w:p>
     <w:p>
@@ -388,7 +394,7 @@
         <w:t xml:space="preserve">-  </w:t>
       </w:r>
       <w:r>
-        <w:t>User.status = DEACTIVATED trong DB, cac record lien quan (Agency/Workspace membership) van con nguyen (soft delete).</w:t>
+        <w:t>The account is marked as deactivated and can no longer sign in.</w:t>
       </w:r>
     </w:p>
     <w:p>
@@ -399,7 +405,7 @@
         <w:t xml:space="preserve">-  </w:t>
       </w:r>
       <w:r>
-        <w:t>User khong the login lai cho den khi duoc kich hoat lai (ngoai scope FR nay).</w:t>
+        <w:t>All related data, including agencies and memberships, is kept.</w:t>
       </w:r>
     </w:p>
     <w:p>
@@ -410,7 +416,7 @@
         <w:t xml:space="preserve">-  </w:t>
       </w:r>
       <w:r>
-        <w:t>Flow B: Redis key otp:deactivate:{userId} da bi xoa sau khi verify thanh cong.</w:t>
+        <w:t>The confirmation code, when one was used, is consumed and cannot be reused.</w:t>
       </w:r>
     </w:p>
     <w:sectPr>

--- a/docs/feature/authentication/3-2-9-deactivate-account/spec.docx
+++ b/docs/feature/authentication/3-2-9-deactivate-account/spec.docx
@@ -120,9 +120,7 @@
       <w:pPr>
         <w:ind w:left="360"/>
       </w:pPr>
-      <w:r>
-        <w:t xml:space="preserve">-  </w:t>
-      </w:r>
+      <w:r/>
       <w:r>
         <w:t>The section shows a clear warning before confirmation.</w:t>
       </w:r>
@@ -131,9 +129,7 @@
       <w:pPr>
         <w:ind w:left="360"/>
       </w:pPr>
-      <w:r>
-        <w:t xml:space="preserve">-  </w:t>
-      </w:r>
+      <w:r/>
       <w:r>
         <w:t>Accounts with a password: the confirmation dialog asks for the password.</w:t>
       </w:r>
@@ -142,9 +138,7 @@
       <w:pPr>
         <w:ind w:left="360"/>
       </w:pPr>
-      <w:r>
-        <w:t xml:space="preserve">-  </w:t>
-      </w:r>
+      <w:r/>
       <w:r>
         <w:t>Accounts without a password: the dialog first offers sending a confirmation code, then asks for the six-digit code received by email.</w:t>
       </w:r>
@@ -153,9 +147,7 @@
       <w:pPr>
         <w:ind w:left="360"/>
       </w:pPr>
-      <w:r>
-        <w:t xml:space="preserve">-  </w:t>
-      </w:r>
+      <w:r/>
       <w:r>
         <w:t>On success the screen clears the local session and returns to /login.</w:t>
       </w:r>
@@ -390,9 +382,7 @@
       <w:pPr>
         <w:ind w:left="360"/>
       </w:pPr>
-      <w:r>
-        <w:t xml:space="preserve">-  </w:t>
-      </w:r>
+      <w:r/>
       <w:r>
         <w:t>The account is marked as deactivated and can no longer sign in.</w:t>
       </w:r>
@@ -401,9 +391,7 @@
       <w:pPr>
         <w:ind w:left="360"/>
       </w:pPr>
-      <w:r>
-        <w:t xml:space="preserve">-  </w:t>
-      </w:r>
+      <w:r/>
       <w:r>
         <w:t>All related data, including agencies and memberships, is kept.</w:t>
       </w:r>
@@ -412,9 +400,7 @@
       <w:pPr>
         <w:ind w:left="360"/>
       </w:pPr>
-      <w:r>
-        <w:t xml:space="preserve">-  </w:t>
-      </w:r>
+      <w:r/>
       <w:r>
         <w:t>The confirmation code, when one was used, is consumed and cannot be reused.</w:t>
       </w:r>

--- a/docs/feature/authentication/3-2-9-deactivate-account/spec.docx
+++ b/docs/feature/authentication/3-2-9-deactivate-account/spec.docx
@@ -201,73 +201,12 @@
     </w:p>
     <w:p>
       <w:r>
-        <w:t>Business Rules</w:t>
+        <w:t>BR-22: Account deactivation sets status to DEACTIVATED and is reversible unless decided otherwise (TBD); a later sign-in attempt is refused with 403 ACCOUNT_DEACTIVATED. Deactivation is a soft delete: no account or related data is removed. A missing or invalid access token → 401 INVALID_CREDENTIALS. An account referenced by the token that no longer exists → 404 USER_NOT_FOUND. The flow is chosen from the account itself: an account with a password must confirm with the password and any submitted code is ignored; an account without a password must confirm with a one-time code (six digits, valid for 10 minutes, single-use; requesting a code again replaces the previous one and restarts its lifetime) and any submitted password is ignored. A wrong password → 400 WRONG_CURRENT_PASSWORD. A missing, expired, already used or wrong one-time code → 400 OTP_INVALID.</w:t>
       </w:r>
     </w:p>
     <w:p>
       <w:r>
-        <w:rPr>
-          <w:b/>
-        </w:rPr>
-        <w:t xml:space="preserve">BR-01: </w:t>
-      </w:r>
-      <w:r>
-        <w:t>A missing or invalid access token → 401 INVALID_CREDENTIALS. An account referenced by the token that no longer exists → 404 USER_NOT_FOUND.</w:t>
-      </w:r>
-    </w:p>
-    <w:p>
-      <w:r>
-        <w:rPr>
-          <w:b/>
-        </w:rPr>
-        <w:t xml:space="preserve">BR-02: </w:t>
-      </w:r>
-      <w:r>
-        <w:t>The flow is chosen from the account itself. An account with a password must confirm with the password and any submitted code is ignored; an account without a password must confirm with a one-time code and any submitted password is ignored.</w:t>
-      </w:r>
-    </w:p>
-    <w:p>
-      <w:r>
-        <w:rPr>
-          <w:b/>
-        </w:rPr>
-        <w:t xml:space="preserve">BR-03: </w:t>
-      </w:r>
-      <w:r>
-        <w:t>A wrong password → 400 WRONG_CURRENT_PASSWORD. A missing, expired, already used or wrong one-time code → 400 OTP_INVALID.</w:t>
-      </w:r>
-    </w:p>
-    <w:p>
-      <w:r>
-        <w:rPr>
-          <w:b/>
-        </w:rPr>
-        <w:t xml:space="preserve">BR-04: </w:t>
-      </w:r>
-      <w:r>
-        <w:t>The one-time code is six digits, valid for 10 minutes and single-use; requesting a code again replaces the previous one and restarts its lifetime. Requesting a code does not require the account to be without a password.</w:t>
-      </w:r>
-    </w:p>
-    <w:p>
-      <w:r>
-        <w:rPr>
-          <w:b/>
-        </w:rPr>
-        <w:t xml:space="preserve">BR-05: </w:t>
-      </w:r>
-      <w:r>
-        <w:t>After identity is confirmed, if the user owns at least one active agency the deactivation is refused with 409 AGENCY_OWNERSHIP_ACTIVE and the account status is left unchanged; ownership must be transferred first.</w:t>
-      </w:r>
-    </w:p>
-    <w:p>
-      <w:r>
-        <w:rPr>
-          <w:b/>
-        </w:rPr>
-        <w:t xml:space="preserve">BR-06: </w:t>
-      </w:r>
-      <w:r>
-        <w:t>Deactivation is a soft delete: the account is marked as deactivated, no account or related data is removed, and a later sign-in attempt is refused with 403 ACCOUNT_DEACTIVATED.</w:t>
+        <w:t>BR-23 (agency ownership guard, analogous to the last-OWNER protection for workspaces): After identity is confirmed, if the user owns at least one active agency the deactivation is refused with 409 AGENCY_OWNERSHIP_ACTIVE and the account status is left unchanged; ownership must be transferred first.</w:t>
       </w:r>
     </w:p>
     <w:p>
@@ -277,12 +216,38 @@
     </w:p>
     <w:p>
       <w:r>
-        <w:t>Missing or malformed access token → 401 INVALID_CREDENTIALS.</w:t>
+        <w:t xml:space="preserve">Missing or malformed access token → 401 INVALID_CREDENTIALS, toast </w:t>
+      </w:r>
+      <w:r>
+        <w:rPr>
+          <w:b/>
+        </w:rPr>
+        <w:t xml:space="preserve">MSG22</w:t>
+      </w:r>
+      <w:r>
+        <w:t xml:space="preserve">.</w:t>
       </w:r>
     </w:p>
     <w:p>
       <w:r>
-        <w:t>Empty password, or an empty or malformed code → error message.</w:t>
+        <w:t xml:space="preserve">password empty → Display: </w:t>
+      </w:r>
+      <w:r>
+        <w:rPr>
+          <w:b/>
+        </w:rPr>
+        <w:t xml:space="preserve">MSG02</w:t>
+      </w:r>
+    </w:p>
+    <w:p>
+      <w:r>
+        <w:t xml:space="preserve">code empty or malformed → Display: </w:t>
+      </w:r>
+      <w:r>
+        <w:rPr>
+          <w:b/>
+        </w:rPr>
+        <w:t xml:space="preserve">MSG02</w:t>
       </w:r>
     </w:p>
     <w:p>
@@ -331,7 +296,16 @@
     </w:p>
     <w:p>
       <w:r>
-        <w:t>7. The system returns success and the screen clears the local session and returns to /login.</w:t>
+        <w:t xml:space="preserve">7. The system returns success and the screen clears the local session and returns to /login; toast </w:t>
+      </w:r>
+      <w:r>
+        <w:rPr>
+          <w:b/>
+        </w:rPr>
+        <w:t xml:space="preserve">MSG91</w:t>
+      </w:r>
+      <w:r>
+        <w:t xml:space="preserve">.</w:t>
       </w:r>
     </w:p>
     <w:p>
@@ -341,32 +315,110 @@
     </w:p>
     <w:p>
       <w:r>
-        <w:t>-  Missing or invalid access token → 401 INVALID_CREDENTIALS.</w:t>
+        <w:t xml:space="preserve">2.a1: Missing or invalid access token (BR-22) → 401 INVALID_CREDENTIALS, toast </w:t>
+      </w:r>
+      <w:r>
+        <w:rPr>
+          <w:b/>
+        </w:rPr>
+        <w:t xml:space="preserve">MSG22</w:t>
+      </w:r>
+      <w:r>
+        <w:t xml:space="preserve">.
+</w:t>
+      </w:r>
+      <w:r>
+        <w:t>2.a2: The user signs in again.</w:t>
       </w:r>
     </w:p>
     <w:p>
       <w:r>
-        <w:t>-  The account referenced by the token no longer exists → 404 USER_NOT_FOUND.</w:t>
+        <w:t xml:space="preserve">2.b1: The account referenced by the token no longer exists (BR-22) → 404 USER_NOT_FOUND, toast </w:t>
+      </w:r>
+      <w:r>
+        <w:rPr>
+          <w:b/>
+        </w:rPr>
+        <w:t xml:space="preserve">MSG38</w:t>
+      </w:r>
+      <w:r>
+        <w:t xml:space="preserve">.
+</w:t>
+      </w:r>
+      <w:r>
+        <w:t>2.b2: The user signs in again with a valid account.</w:t>
       </w:r>
     </w:p>
     <w:p>
       <w:r>
-        <w:t>-  Wrong password → 400 WRONG_CURRENT_PASSWORD.</w:t>
+        <w:t xml:space="preserve">4.a1: Wrong password (BR-22) → 400 WRONG_CURRENT_PASSWORD, Display: </w:t>
+      </w:r>
+      <w:r>
+        <w:rPr>
+          <w:b/>
+        </w:rPr>
+        <w:t xml:space="preserve">MSG19</w:t>
+      </w:r>
+      <w:r>
+        <w:t xml:space="preserve">.
+</w:t>
+      </w:r>
+      <w:r>
+        <w:t>4.a2: The user re-enters the password.</w:t>
       </w:r>
     </w:p>
     <w:p>
       <w:r>
-        <w:t>-  Code missing, expired, already used or wrong, including a code submitted before any code was requested → 400 OTP_INVALID.</w:t>
+        <w:t xml:space="preserve">4.b1: Code missing, expired, already used or wrong, including a code submitted before any code was requested (BR-22) → 400 OTP_INVALID, Display: </w:t>
+      </w:r>
+      <w:r>
+        <w:rPr>
+          <w:b/>
+        </w:rPr>
+        <w:t xml:space="preserve">MSG20</w:t>
+      </w:r>
+      <w:r>
+        <w:t xml:space="preserve">.
+</w:t>
+      </w:r>
+      <w:r>
+        <w:t>4.b2: The user requests a new code and re-enters it.</w:t>
       </w:r>
     </w:p>
     <w:p>
       <w:r>
-        <w:t>-  The user still owns at least one active agency → 409 AGENCY_OWNERSHIP_ACTIVE and the account status is unchanged. In the code-based flow the code has already been consumed, so a new code must be requested before retrying.</w:t>
+        <w:t xml:space="preserve">5.a1: The user still owns at least one active agency (BR-23) → 409 AGENCY_OWNERSHIP_ACTIVE, toast </w:t>
+      </w:r>
+      <w:r>
+        <w:rPr>
+          <w:b/>
+        </w:rPr>
+        <w:t xml:space="preserve">MSG38</w:t>
+      </w:r>
+      <w:r>
+        <w:t xml:space="preserve">, and the account status is unchanged.
+</w:t>
+      </w:r>
+      <w:r>
+        <w:t>5.a2: The user transfers agency ownership first; in the code-based flow the code has already been consumed, so a new code must be requested before retrying.</w:t>
       </w:r>
     </w:p>
     <w:p>
       <w:r>
-        <w:t>-  A user with a password submits a code instead of the password → 400 WRONG_CURRENT_PASSWORD, because the password flow applies and the code is ignored.</w:t>
+        <w:t xml:space="preserve">4.c1: A user with a password submits a code instead of the password (BR-22) → 400 WRONG_CURRENT_PASSWORD, Display: </w:t>
+      </w:r>
+      <w:r>
+        <w:rPr>
+          <w:b/>
+        </w:rPr>
+        <w:t xml:space="preserve">MSG19</w:t>
+      </w:r>
+      <w:r>
+        <w:t xml:space="preserve">, because the password flow applies and the code is ignored.
+</w:t>
+      </w:r>
+      <w:r>
+        <w:t>4.c2: The user supplies the password instead.</w:t>
       </w:r>
     </w:p>
     <w:p>
